--- a/klagomål/A 3288-2026 FSC-klagomål.docx
+++ b/klagomål/A 3288-2026 FSC-klagomål.docx
@@ -1420,7 +1420,7 @@
     <w:r>
       <w:tab/>
       <w:tab/>
-      <w:t>2026-01-20</w:t>
+      <w:t>2026-01-21</w:t>
       <w:br/>
       <w:br/>
     </w:r>

--- a/klagomål/A 3288-2026 FSC-klagomål.docx
+++ b/klagomål/A 3288-2026 FSC-klagomål.docx
@@ -1420,7 +1420,7 @@
     <w:r>
       <w:tab/>
       <w:tab/>
-      <w:t>2026-01-21</w:t>
+      <w:t>2026-01-23</w:t>
       <w:br/>
       <w:br/>
     </w:r>

--- a/klagomål/A 3288-2026 FSC-klagomål.docx
+++ b/klagomål/A 3288-2026 FSC-klagomål.docx
@@ -1420,7 +1420,7 @@
     <w:r>
       <w:tab/>
       <w:tab/>
-      <w:t>2026-01-23</w:t>
+      <w:t>2026-01-24</w:t>
       <w:br/>
       <w:br/>
     </w:r>

--- a/klagomål/A 3288-2026 FSC-klagomål.docx
+++ b/klagomål/A 3288-2026 FSC-klagomål.docx
@@ -1420,7 +1420,7 @@
     <w:r>
       <w:tab/>
       <w:tab/>
-      <w:t>2026-01-24</w:t>
+      <w:t>2026-01-25</w:t>
       <w:br/>
       <w:br/>
     </w:r>

--- a/klagomål/A 3288-2026 FSC-klagomål.docx
+++ b/klagomål/A 3288-2026 FSC-klagomål.docx
@@ -1420,7 +1420,7 @@
     <w:r>
       <w:tab/>
       <w:tab/>
-      <w:t>2026-01-25</w:t>
+      <w:t>2026-01-26</w:t>
       <w:br/>
       <w:br/>
     </w:r>

--- a/klagomål/A 3288-2026 FSC-klagomål.docx
+++ b/klagomål/A 3288-2026 FSC-klagomål.docx
@@ -1420,7 +1420,7 @@
     <w:r>
       <w:tab/>
       <w:tab/>
-      <w:t>2026-01-26</w:t>
+      <w:t>2026-01-27</w:t>
       <w:br/>
       <w:br/>
     </w:r>

--- a/klagomål/A 3288-2026 FSC-klagomål.docx
+++ b/klagomål/A 3288-2026 FSC-klagomål.docx
@@ -1420,7 +1420,7 @@
     <w:r>
       <w:tab/>
       <w:tab/>
-      <w:t>2026-01-27</w:t>
+      <w:t>2026-01-28</w:t>
       <w:br/>
       <w:br/>
     </w:r>

--- a/klagomål/A 3288-2026 FSC-klagomål.docx
+++ b/klagomål/A 3288-2026 FSC-klagomål.docx
@@ -1631,7 +1631,7 @@
     <w:r>
       <w:tab/>
       <w:tab/>
-      <w:t>2026-02-21</w:t>
+      <w:t>2026-02-22</w:t>
       <w:br/>
       <w:br/>
     </w:r>

--- a/klagomål/A 3288-2026 FSC-klagomål.docx
+++ b/klagomål/A 3288-2026 FSC-klagomål.docx
@@ -1631,7 +1631,7 @@
     <w:r>
       <w:tab/>
       <w:tab/>
-      <w:t>2026-02-22</w:t>
+      <w:t>2026-02-23</w:t>
       <w:br/>
       <w:br/>
     </w:r>

--- a/klagomål/A 3288-2026 FSC-klagomål.docx
+++ b/klagomål/A 3288-2026 FSC-klagomål.docx
@@ -1631,7 +1631,7 @@
     <w:r>
       <w:tab/>
       <w:tab/>
-      <w:t>2026-02-23</w:t>
+      <w:t>2026-02-24</w:t>
       <w:br/>
       <w:br/>
     </w:r>

--- a/klagomål/A 3288-2026 FSC-klagomål.docx
+++ b/klagomål/A 3288-2026 FSC-klagomål.docx
@@ -1631,7 +1631,7 @@
     <w:r>
       <w:tab/>
       <w:tab/>
-      <w:t>2026-02-24</w:t>
+      <w:t>2026-02-25</w:t>
       <w:br/>
       <w:br/>
     </w:r>

--- a/klagomål/A 3288-2026 FSC-klagomål.docx
+++ b/klagomål/A 3288-2026 FSC-klagomål.docx
@@ -1631,7 +1631,7 @@
     <w:r>
       <w:tab/>
       <w:tab/>
-      <w:t>2026-02-25</w:t>
+      <w:t>2026-02-26</w:t>
       <w:br/>
       <w:br/>
     </w:r>

--- a/klagomål/A 3288-2026 FSC-klagomål.docx
+++ b/klagomål/A 3288-2026 FSC-klagomål.docx
@@ -1631,7 +1631,7 @@
     <w:r>
       <w:tab/>
       <w:tab/>
-      <w:t>2026-02-26</w:t>
+      <w:t>2026-02-28</w:t>
       <w:br/>
       <w:br/>
     </w:r>

--- a/klagomål/A 3288-2026 FSC-klagomål.docx
+++ b/klagomål/A 3288-2026 FSC-klagomål.docx
@@ -1631,7 +1631,7 @@
     <w:r>
       <w:tab/>
       <w:tab/>
-      <w:t>2026-02-28</w:t>
+      <w:t>2026-03-01</w:t>
       <w:br/>
       <w:br/>
     </w:r>

--- a/klagomål/A 3288-2026 FSC-klagomål.docx
+++ b/klagomål/A 3288-2026 FSC-klagomål.docx
@@ -1631,7 +1631,7 @@
     <w:r>
       <w:tab/>
       <w:tab/>
-      <w:t>2026-03-01</w:t>
+      <w:t>2026-03-02</w:t>
       <w:br/>
       <w:br/>
     </w:r>

--- a/klagomål/A 3288-2026 FSC-klagomål.docx
+++ b/klagomål/A 3288-2026 FSC-klagomål.docx
@@ -1631,7 +1631,7 @@
     <w:r>
       <w:tab/>
       <w:tab/>
-      <w:t>2026-03-02</w:t>
+      <w:t>2026-03-03</w:t>
       <w:br/>
       <w:br/>
     </w:r>

--- a/klagomål/A 3288-2026 FSC-klagomål.docx
+++ b/klagomål/A 3288-2026 FSC-klagomål.docx
@@ -1631,7 +1631,7 @@
     <w:r>
       <w:tab/>
       <w:tab/>
-      <w:t>2026-03-03</w:t>
+      <w:t>2026-03-04</w:t>
       <w:br/>
       <w:br/>
     </w:r>

--- a/klagomål/A 3288-2026 FSC-klagomål.docx
+++ b/klagomål/A 3288-2026 FSC-klagomål.docx
@@ -1631,7 +1631,7 @@
     <w:r>
       <w:tab/>
       <w:tab/>
-      <w:t>2026-03-04</w:t>
+      <w:t>2026-03-05</w:t>
       <w:br/>
       <w:br/>
     </w:r>

--- a/klagomål/A 3288-2026 FSC-klagomål.docx
+++ b/klagomål/A 3288-2026 FSC-klagomål.docx
@@ -1631,7 +1631,7 @@
     <w:r>
       <w:tab/>
       <w:tab/>
-      <w:t>2026-03-05</w:t>
+      <w:t>2026-03-06</w:t>
       <w:br/>
       <w:br/>
     </w:r>

--- a/klagomål/A 3288-2026 FSC-klagomål.docx
+++ b/klagomål/A 3288-2026 FSC-klagomål.docx
@@ -1631,7 +1631,7 @@
     <w:r>
       <w:tab/>
       <w:tab/>
-      <w:t>2026-03-06</w:t>
+      <w:t>2026-03-07</w:t>
       <w:br/>
       <w:br/>
     </w:r>

--- a/klagomål/A 3288-2026 FSC-klagomål.docx
+++ b/klagomål/A 3288-2026 FSC-klagomål.docx
@@ -1631,7 +1631,7 @@
     <w:r>
       <w:tab/>
       <w:tab/>
-      <w:t>2026-03-13</w:t>
+      <w:t>2026-03-16</w:t>
       <w:br/>
       <w:br/>
     </w:r>

--- a/klagomål/A 3288-2026 FSC-klagomål.docx
+++ b/klagomål/A 3288-2026 FSC-klagomål.docx
@@ -1631,7 +1631,7 @@
     <w:r>
       <w:tab/>
       <w:tab/>
-      <w:t>2026-03-16</w:t>
+      <w:t>2026-03-17</w:t>
       <w:br/>
       <w:br/>
     </w:r>

--- a/klagomål/A 3288-2026 FSC-klagomål.docx
+++ b/klagomål/A 3288-2026 FSC-klagomål.docx
@@ -1631,7 +1631,7 @@
     <w:r>
       <w:tab/>
       <w:tab/>
-      <w:t>2026-03-17</w:t>
+      <w:t>2026-03-18</w:t>
       <w:br/>
       <w:br/>
     </w:r>

--- a/klagomål/A 3288-2026 FSC-klagomål.docx
+++ b/klagomål/A 3288-2026 FSC-klagomål.docx
@@ -1631,7 +1631,7 @@
     <w:r>
       <w:tab/>
       <w:tab/>
-      <w:t>2026-03-18</w:t>
+      <w:t>2026-03-19</w:t>
       <w:br/>
       <w:br/>
     </w:r>

--- a/klagomål/A 3288-2026 FSC-klagomål.docx
+++ b/klagomål/A 3288-2026 FSC-klagomål.docx
@@ -1631,7 +1631,7 @@
     <w:r>
       <w:tab/>
       <w:tab/>
-      <w:t>2026-03-19</w:t>
+      <w:t>2026-03-20</w:t>
       <w:br/>
       <w:br/>
     </w:r>

--- a/klagomål/A 3288-2026 FSC-klagomål.docx
+++ b/klagomål/A 3288-2026 FSC-klagomål.docx
@@ -1631,7 +1631,7 @@
     <w:r>
       <w:tab/>
       <w:tab/>
-      <w:t>2026-03-20</w:t>
+      <w:t>2026-03-21</w:t>
       <w:br/>
       <w:br/>
     </w:r>

--- a/klagomål/A 3288-2026 FSC-klagomål.docx
+++ b/klagomål/A 3288-2026 FSC-klagomål.docx
@@ -1631,7 +1631,7 @@
     <w:r>
       <w:tab/>
       <w:tab/>
-      <w:t>2026-03-21</w:t>
+      <w:t>2026-03-22</w:t>
       <w:br/>
       <w:br/>
     </w:r>

--- a/klagomål/A 3288-2026 FSC-klagomål.docx
+++ b/klagomål/A 3288-2026 FSC-klagomål.docx
@@ -1631,7 +1631,7 @@
     <w:r>
       <w:tab/>
       <w:tab/>
-      <w:t>2026-03-22</w:t>
+      <w:t>2026-03-23</w:t>
       <w:br/>
       <w:br/>
     </w:r>

--- a/klagomål/A 3288-2026 FSC-klagomål.docx
+++ b/klagomål/A 3288-2026 FSC-klagomål.docx
@@ -1631,7 +1631,7 @@
     <w:r>
       <w:tab/>
       <w:tab/>
-      <w:t>2026-03-23</w:t>
+      <w:t>2026-03-24</w:t>
       <w:br/>
       <w:br/>
     </w:r>

--- a/klagomål/A 3288-2026 FSC-klagomål.docx
+++ b/klagomål/A 3288-2026 FSC-klagomål.docx
@@ -1631,7 +1631,7 @@
     <w:r>
       <w:tab/>
       <w:tab/>
-      <w:t>2026-03-24</w:t>
+      <w:t>2026-03-25</w:t>
       <w:br/>
       <w:br/>
     </w:r>

--- a/klagomål/A 3288-2026 FSC-klagomål.docx
+++ b/klagomål/A 3288-2026 FSC-klagomål.docx
@@ -1631,7 +1631,7 @@
     <w:r>
       <w:tab/>
       <w:tab/>
-      <w:t>2026-03-25</w:t>
+      <w:t>2026-03-26</w:t>
       <w:br/>
       <w:br/>
     </w:r>

--- a/klagomål/A 3288-2026 FSC-klagomål.docx
+++ b/klagomål/A 3288-2026 FSC-klagomål.docx
@@ -1631,7 +1631,7 @@
     <w:r>
       <w:tab/>
       <w:tab/>
-      <w:t>2026-03-26</w:t>
+      <w:t>2026-03-27</w:t>
       <w:br/>
       <w:br/>
     </w:r>

--- a/klagomål/A 3288-2026 FSC-klagomål.docx
+++ b/klagomål/A 3288-2026 FSC-klagomål.docx
@@ -1631,7 +1631,7 @@
     <w:r>
       <w:tab/>
       <w:tab/>
-      <w:t>2026-03-27</w:t>
+      <w:t>2026-03-28</w:t>
       <w:br/>
       <w:br/>
     </w:r>

--- a/klagomål/A 3288-2026 FSC-klagomål.docx
+++ b/klagomål/A 3288-2026 FSC-klagomål.docx
@@ -1631,7 +1631,7 @@
     <w:r>
       <w:tab/>
       <w:tab/>
-      <w:t>2026-03-28</w:t>
+      <w:t>2026-03-29</w:t>
       <w:br/>
       <w:br/>
     </w:r>

--- a/klagomål/A 3288-2026 FSC-klagomål.docx
+++ b/klagomål/A 3288-2026 FSC-klagomål.docx
@@ -1631,7 +1631,7 @@
     <w:r>
       <w:tab/>
       <w:tab/>
-      <w:t>2026-03-29</w:t>
+      <w:t>2026-03-30</w:t>
       <w:br/>
       <w:br/>
     </w:r>

--- a/klagomål/A 3288-2026 FSC-klagomål.docx
+++ b/klagomål/A 3288-2026 FSC-klagomål.docx
@@ -1631,7 +1631,7 @@
     <w:r>
       <w:tab/>
       <w:tab/>
-      <w:t>2026-03-30</w:t>
+      <w:t>2026-03-31</w:t>
       <w:br/>
       <w:br/>
     </w:r>

--- a/klagomål/A 3288-2026 FSC-klagomål.docx
+++ b/klagomål/A 3288-2026 FSC-klagomål.docx
@@ -1631,7 +1631,7 @@
     <w:r>
       <w:tab/>
       <w:tab/>
-      <w:t>2026-03-31</w:t>
+      <w:t>2026-04-01</w:t>
       <w:br/>
       <w:br/>
     </w:r>

--- a/klagomål/A 3288-2026 FSC-klagomål.docx
+++ b/klagomål/A 3288-2026 FSC-klagomål.docx
@@ -1631,7 +1631,7 @@
     <w:r>
       <w:tab/>
       <w:tab/>
-      <w:t>2026-04-01</w:t>
+      <w:t>2026-04-02</w:t>
       <w:br/>
       <w:br/>
     </w:r>

--- a/klagomål/A 3288-2026 FSC-klagomål.docx
+++ b/klagomål/A 3288-2026 FSC-klagomål.docx
@@ -1631,7 +1631,7 @@
     <w:r>
       <w:tab/>
       <w:tab/>
-      <w:t>2026-04-02</w:t>
+      <w:t>2026-04-03</w:t>
       <w:br/>
       <w:br/>
     </w:r>

--- a/klagomål/A 3288-2026 FSC-klagomål.docx
+++ b/klagomål/A 3288-2026 FSC-klagomål.docx
@@ -1631,7 +1631,7 @@
     <w:r>
       <w:tab/>
       <w:tab/>
-      <w:t>2026-04-03</w:t>
+      <w:t>2026-04-04</w:t>
       <w:br/>
       <w:br/>
     </w:r>

--- a/klagomål/A 3288-2026 FSC-klagomål.docx
+++ b/klagomål/A 3288-2026 FSC-klagomål.docx
@@ -1631,7 +1631,7 @@
     <w:r>
       <w:tab/>
       <w:tab/>
-      <w:t>2026-04-04</w:t>
+      <w:t>2026-04-05</w:t>
       <w:br/>
       <w:br/>
     </w:r>

--- a/klagomål/A 3288-2026 FSC-klagomål.docx
+++ b/klagomål/A 3288-2026 FSC-klagomål.docx
@@ -1631,7 +1631,7 @@
     <w:r>
       <w:tab/>
       <w:tab/>
-      <w:t>2026-04-05</w:t>
+      <w:t>2026-04-06</w:t>
       <w:br/>
       <w:br/>
     </w:r>

--- a/klagomål/A 3288-2026 FSC-klagomål.docx
+++ b/klagomål/A 3288-2026 FSC-klagomål.docx
@@ -300,10 +300,10 @@
         <w:rPr>
           <w:b/>
         </w:rPr>
-        <w:t>Rynkskinn (VU)</w:t>
-      </w:r>
-      <w:r>
-        <w:t xml:space="preserve">, rödlistad som sårbar, är en vednedbrytare som växer på grova granlågor och ingår i en karaktäristisk association av vedsvampar knutna till urskogsartade barrskogar. Den har klassificerats som en “urskogsindikator” och är placerad i toppen av Skogsstyrelsens värdepyramid för bedömning av skog med höga naturvärden. Allt tyder på att rynkskinn är mycket känslig för skogliga ingrepp. Rynkskinn är typisk art för </w:t>
+        <w:t>Rynkskinn (NT)</w:t>
+      </w:r>
+      <w:r>
+        <w:t xml:space="preserve"> är en vednedbrytare som växer på grova granlågor och ingår i en karaktäristisk association av vedsvampar knutna till urskogsartade barrskogar. Den har klassificerats som en “urskogsindikator” och är placerad i toppen av Skogsstyrelsens värdepyramid för bedömning av skog med höga naturvärden. Allt tyder på att rynkskinn är mycket känslig för skogliga ingrepp och lokalerna, som oftast har höga biologiska kvaliteter, bör lämnas till fri utveckling. Rynkskinn är typisk art för </w:t>
       </w:r>
       <w:r>
         <w:rPr>
@@ -321,7 +321,7 @@
         <w:t xml:space="preserve"> 9030 Landhöjningsskog</w:t>
       </w:r>
       <w:r>
-        <w:t xml:space="preserve"> (Nitare &amp; Skogsstyrelsen, 2019; SLU Artdatabanken, 2024).</w:t>
+        <w:t xml:space="preserve"> (Nitare &amp; Skogsstyrelsen, 2019; SLU Artdatabanken, 2026).</w:t>
       </w:r>
     </w:p>
     <w:p>
@@ -361,7 +361,34 @@
         <w:t>Ullticka (NT)</w:t>
       </w:r>
       <w:r>
-        <w:t xml:space="preserve"> är knuten till restbestånd av barrnaturskog och förekommer med ett tydligt optimum i orörda eller måttligt påverkade gamla granskogar där det föreligger viss kontinuitet av grov död ved. Ullticka är en bra signalart inom hela sitt utbredningsområde och i södra Sverige är den sällsynt och en god signalart för skyddsvärda granskogsmiljöer. Den hotas av avverkning och fragmentering av naturskog och äldre granskog med lång trädkontinuitet. Ullticka är typisk art för </w:t>
+        <w:t xml:space="preserve"> är knuten till restbestånd av barrnaturskog och förekommer med ett tydligt optimum i orörda eller måttligt påverkade gamla granskogar där det föreligger viss kontinuitet av grov död ved. Ullticka är en bra signalart inom hela sitt utbredningsområde och i södra Sverige är den sällsynt och en god signalart för skyddsvärda granskogsmiljöer. Den hotas av avverkning och fragmentering av naturskog och äldre granskog med lång trädkontinuitet. På ullticka kan ibland ulltickeporing (VU) påträffas - det är en sällsynt ticka som nyligen delats upp i de tre olika arterna ulltickeporing </w:t>
+      </w:r>
+      <w:r>
+        <w:rPr>
+          <w:i/>
+        </w:rPr>
+        <w:t xml:space="preserve">Skeletocutis brevispora </w:t>
+      </w:r>
+      <w:r>
+        <w:t>(VU)</w:t>
+      </w:r>
+      <w:r>
+        <w:rPr>
+          <w:i/>
+        </w:rPr>
+        <w:t>, Skeletocutis delicata</w:t>
+      </w:r>
+      <w:r>
+        <w:t xml:space="preserve"> (VU)</w:t>
+      </w:r>
+      <w:r>
+        <w:rPr>
+          <w:i/>
+        </w:rPr>
+        <w:t xml:space="preserve"> och Skeletocutis exilis</w:t>
+      </w:r>
+      <w:r>
+        <w:t xml:space="preserve"> (NT). Ullticka är typisk art för </w:t>
       </w:r>
       <w:r>
         <w:rPr>
@@ -379,25 +406,7 @@
         <w:t>9030 Landhöjningsskog</w:t>
       </w:r>
       <w:r>
-        <w:t xml:space="preserve">. På ullticka kan ibland ulltickeporing (VU) påträffas - det är en sällsynt ticka som nyligen delats upp i tre olika arter: </w:t>
-      </w:r>
-      <w:r>
-        <w:rPr>
-          <w:i/>
-        </w:rPr>
-        <w:t xml:space="preserve">Skeletocutis brevispora </w:t>
-      </w:r>
-      <w:r>
-        <w:t>(ulltickeporing)</w:t>
-      </w:r>
-      <w:r>
-        <w:rPr>
-          <w:i/>
-        </w:rPr>
-        <w:t>, Skeletocutis delicata och Skeletocutis exilis</w:t>
-      </w:r>
-      <w:r>
-        <w:t>. De två sistnämnda arterna står för närvarande (2020) som ej bedömda i rödlistan (SLU Artdatabanken, 2024; Nitare &amp; Skogsstyrelsen, 2019; Miettinen &amp; Niemelä, 2018).</w:t>
+        <w:t xml:space="preserve"> (SLU Artdatabanken, 2026; Nitare &amp; Skogsstyrelsen, 2019; Miettinen &amp; Niemelä, 2018).</w:t>
       </w:r>
     </w:p>
     <w:p>
@@ -452,10 +461,10 @@
         <w:rPr>
           <w:b/>
         </w:rPr>
-        <w:t>Järpe (NT, §4)</w:t>
-      </w:r>
-      <w:r>
-        <w:t xml:space="preserve">, som är rödlistad som nära hotad och upptagen i bilaga 1 och 2 EU:s fågeldirektiv, har häckningsrevir i avverkningsanmälan. Arten har minskat med 25 (10–40) % under de senaste 12 åren och är mycket stationär inom sitt revir som är minst 25 hektar stort. Dess livsmiljöer utgörs av tät barrskog med inblandning av lövträd och en väl utvecklad flerskiktad struktur med bärris och yngre eller undertryckta, täta granar i ett lägre skikt, ofta utmed bäckar och åar inne i den skyddande granskogen. Järpen överlever inte om dess livsmiljö kalavverkas och är även känslig för röjning, gallring och avverkning där unga granar och lövträd inte sparas i tillräcklig omfattning. Minskningstakten för den svenska populationen bedöms vara nära gränsvärdet för Sårbar (VU). Järpe är typisk art för </w:t>
+        <w:t>Järpe (§4)</w:t>
+      </w:r>
+      <w:r>
+        <w:t xml:space="preserve">, som är upptagen i bilaga 1 och 2 EU:s fågeldirektiv, är mycket stationär inom sitt revir som är minst 25 hektar stort. Livsmiljöerna utgörs av tät barrskog med inblandning av lövträd och en väl utvecklad flerskiktad struktur med bärris och yngre eller undertryckta, täta granar i ett lägre skikt, ofta utmed bäckar och åar inne i den skyddande granskogen. Den överlever inte om dess livsmiljö kalavverkas och är även känslig för röjning, gallring och avverkning där unga granar och lövträd inte sparas i tillräcklig omfattning. Arten finns i sammanhängande grandominerad skog över hela Sverige men förekomsterna är betydligt glesare i Götaland än i övriga landet. Järpe är typisk art för </w:t>
       </w:r>
       <w:r>
         <w:rPr>
@@ -473,7 +482,7 @@
         <w:t xml:space="preserve">9740 Skogsbevuxen myr </w:t>
       </w:r>
       <w:r>
-        <w:t>(SLU Artdatabanken, 2022).</w:t>
+        <w:t>(SLU Artdatabanken, 2026).</w:t>
       </w:r>
     </w:p>
     <w:p>
@@ -941,12 +950,30 @@
     </w:p>
     <w:p>
       <w:r>
-        <w:t>Järpe är rödlistad som nära hotad (NT), fridlyst enligt 4§ Artskyddsförordningen och upptagen i bilaga 1 och 2 EU:s fågeldirektiv. Järpen, som minskat med 25 (10–40) % under de senaste 12 åren, har sina livsmiljöer i tät barrskog med inblandning av lövträd och en väl utvecklad flerskiktad struktur med bärris och yngre eller undertryckta, täta granar i ett lägre skikt, ofta utmed bäckar och åar inne i den skyddande granskogen (SLU Artdatabanken, 2022).</w:t>
+        <w:t>Järpe är fridlyst enligt 4§ artskyddsförordningen och upptagen i bilaga 1 och 2 EU:s fågeldirektiv. Den finns i sammanhängande grandominerad skog över hela Sverige men förekomsterna är betydligt glesare i Götaland än i övriga landet. Järpen har sina livsmiljöer i tät barrskog med inblandning av lövträd och en väl utvecklad flerskiktad struktur med bärris och yngre eller undertryckta, täta granar i ett lägre skikt, ofta utmed bäckar och åar inne i den skyddande granskogen (SLU Artdatabanken, 2026).</w:t>
       </w:r>
     </w:p>
     <w:p>
       <w:r>
-        <w:t>Arten behöver lämpliga skogsbestånd om sammanlagt minst 25 hektar. Den är mycket stationär inom sitt revir och när ett par etablerat sig stannar de så länge miljön är intakt. Den undviker öppen mark och förﬂyttar sig sällan över större öppna myrar eller åkermark, och är därför känslig för fragmentering. Järpen överlever inte om dess livsmiljö kalavverkas och är även känslig för röjning, gallring och avverkning där unga granar och lövträd inte sparas i tillräcklig omfattning. Minskningstakten för den svenska populationen bedöms vara nära gränsvärdet för Sårbar (VU). (A2b) (SLU Artdatabanken, 2022).</w:t>
+        <w:t xml:space="preserve">Arten behöver lämpliga skogsbestånd om sammanlagt minst 25 hektar. Den är mycket stationär inom sitt revir och när ett par etablerat sig stannar de så länge miljön är intakt. Den undviker öppen mark och förﬂyttar sig sällan över större öppna myrar eller åkermark, och är därför känslig för fragmentering. Järpen överlever inte om dess livsmiljö kalavverkas och är även känslig för röjning, gallring och avverkning där unga granar och lövträd inte sparas i tillräcklig omfattning.  Järpe är typisk art för </w:t>
+      </w:r>
+      <w:r>
+        <w:rPr>
+          <w:i/>
+        </w:rPr>
+        <w:t>9010 Taiga, 9740 Skogsbevuxen myr</w:t>
+      </w:r>
+      <w:r>
+        <w:t xml:space="preserve"> och </w:t>
+      </w:r>
+      <w:r>
+        <w:rPr>
+          <w:i/>
+        </w:rPr>
+        <w:t>9080 Lövsumpskog</w:t>
+      </w:r>
+      <w:r>
+        <w:t xml:space="preserve"> (SLU Artdatabanken, 2026).</w:t>
       </w:r>
     </w:p>
     <w:p>
@@ -959,7 +986,7 @@
     </w:p>
     <w:p>
       <w:r>
-        <w:t xml:space="preserve">SLU Artdatabanken, 2022. </w:t>
+        <w:t xml:space="preserve">SLU Artdatabanken, 2026. </w:t>
       </w:r>
       <w:r>
         <w:rPr>
@@ -1631,7 +1658,7 @@
     <w:r>
       <w:tab/>
       <w:tab/>
-      <w:t>2026-04-06</w:t>
+      <w:t>2026-04-07</w:t>
       <w:br/>
       <w:br/>
     </w:r>

--- a/klagomål/A 3288-2026 FSC-klagomål.docx
+++ b/klagomål/A 3288-2026 FSC-klagomål.docx
@@ -1658,7 +1658,7 @@
     <w:r>
       <w:tab/>
       <w:tab/>
-      <w:t>2026-04-07</w:t>
+      <w:t>2026-04-08</w:t>
       <w:br/>
       <w:br/>
     </w:r>

--- a/klagomål/A 3288-2026 FSC-klagomål.docx
+++ b/klagomål/A 3288-2026 FSC-klagomål.docx
@@ -1658,7 +1658,7 @@
     <w:r>
       <w:tab/>
       <w:tab/>
-      <w:t>2026-04-08</w:t>
+      <w:t>2026-04-09</w:t>
       <w:br/>
       <w:br/>
     </w:r>

--- a/klagomål/A 3288-2026 FSC-klagomål.docx
+++ b/klagomål/A 3288-2026 FSC-klagomål.docx
@@ -1658,7 +1658,7 @@
     <w:r>
       <w:tab/>
       <w:tab/>
-      <w:t>2026-04-09</w:t>
+      <w:t>2026-04-10</w:t>
       <w:br/>
       <w:br/>
     </w:r>

--- a/klagomål/A 3288-2026 FSC-klagomål.docx
+++ b/klagomål/A 3288-2026 FSC-klagomål.docx
@@ -1658,7 +1658,7 @@
     <w:r>
       <w:tab/>
       <w:tab/>
-      <w:t>2026-04-10</w:t>
+      <w:t>2026-04-11</w:t>
       <w:br/>
       <w:br/>
     </w:r>

--- a/klagomål/A 3288-2026 FSC-klagomål.docx
+++ b/klagomål/A 3288-2026 FSC-klagomål.docx
@@ -1658,7 +1658,7 @@
     <w:r>
       <w:tab/>
       <w:tab/>
-      <w:t>2026-04-11</w:t>
+      <w:t>2026-04-12</w:t>
       <w:br/>
       <w:br/>
     </w:r>

--- a/klagomål/A 3288-2026 FSC-klagomål.docx
+++ b/klagomål/A 3288-2026 FSC-klagomål.docx
@@ -1658,7 +1658,7 @@
     <w:r>
       <w:tab/>
       <w:tab/>
-      <w:t>2026-04-14</w:t>
+      <w:t>2026-04-15</w:t>
       <w:br/>
       <w:br/>
     </w:r>

--- a/klagomål/A 3288-2026 FSC-klagomål.docx
+++ b/klagomål/A 3288-2026 FSC-klagomål.docx
@@ -1658,7 +1658,7 @@
     <w:r>
       <w:tab/>
       <w:tab/>
-      <w:t>2026-04-15</w:t>
+      <w:t>2026-04-16</w:t>
       <w:br/>
       <w:br/>
     </w:r>

--- a/klagomål/A 3288-2026 FSC-klagomål.docx
+++ b/klagomål/A 3288-2026 FSC-klagomål.docx
@@ -1658,7 +1658,7 @@
     <w:r>
       <w:tab/>
       <w:tab/>
-      <w:t>2026-04-16</w:t>
+      <w:t>2026-04-17</w:t>
       <w:br/>
       <w:br/>
     </w:r>

--- a/klagomål/A 3288-2026 FSC-klagomål.docx
+++ b/klagomål/A 3288-2026 FSC-klagomål.docx
@@ -1658,7 +1658,7 @@
     <w:r>
       <w:tab/>
       <w:tab/>
-      <w:t>2026-04-17</w:t>
+      <w:t>2026-04-18</w:t>
       <w:br/>
       <w:br/>
     </w:r>

--- a/klagomål/A 3288-2026 FSC-klagomål.docx
+++ b/klagomål/A 3288-2026 FSC-klagomål.docx
@@ -1658,7 +1658,7 @@
     <w:r>
       <w:tab/>
       <w:tab/>
-      <w:t>2026-04-18</w:t>
+      <w:t>2026-04-19</w:t>
       <w:br/>
       <w:br/>
     </w:r>

--- a/klagomål/A 3288-2026 FSC-klagomål.docx
+++ b/klagomål/A 3288-2026 FSC-klagomål.docx
@@ -1658,7 +1658,7 @@
     <w:r>
       <w:tab/>
       <w:tab/>
-      <w:t>2026-04-19</w:t>
+      <w:t>2026-04-20</w:t>
       <w:br/>
       <w:br/>
     </w:r>

--- a/klagomål/A 3288-2026 FSC-klagomål.docx
+++ b/klagomål/A 3288-2026 FSC-klagomål.docx
@@ -1658,7 +1658,7 @@
     <w:r>
       <w:tab/>
       <w:tab/>
-      <w:t>2026-04-20</w:t>
+      <w:t>2026-04-21</w:t>
       <w:br/>
       <w:br/>
     </w:r>

--- a/klagomål/A 3288-2026 FSC-klagomål.docx
+++ b/klagomål/A 3288-2026 FSC-klagomål.docx
@@ -1658,7 +1658,7 @@
     <w:r>
       <w:tab/>
       <w:tab/>
-      <w:t>2026-04-21</w:t>
+      <w:t>2026-04-22</w:t>
       <w:br/>
       <w:br/>
     </w:r>

--- a/klagomål/A 3288-2026 FSC-klagomål.docx
+++ b/klagomål/A 3288-2026 FSC-klagomål.docx
@@ -1658,7 +1658,7 @@
     <w:r>
       <w:tab/>
       <w:tab/>
-      <w:t>2026-04-22</w:t>
+      <w:t>2026-04-23</w:t>
       <w:br/>
       <w:br/>
     </w:r>

--- a/klagomål/A 3288-2026 FSC-klagomål.docx
+++ b/klagomål/A 3288-2026 FSC-klagomål.docx
@@ -1658,7 +1658,7 @@
     <w:r>
       <w:tab/>
       <w:tab/>
-      <w:t>2026-04-23</w:t>
+      <w:t>2026-04-24</w:t>
       <w:br/>
       <w:br/>
     </w:r>

--- a/klagomål/A 3288-2026 FSC-klagomål.docx
+++ b/klagomål/A 3288-2026 FSC-klagomål.docx
@@ -1658,7 +1658,7 @@
     <w:r>
       <w:tab/>
       <w:tab/>
-      <w:t>2026-04-24</w:t>
+      <w:t>2026-04-25</w:t>
       <w:br/>
       <w:br/>
     </w:r>

--- a/klagomål/A 3288-2026 FSC-klagomål.docx
+++ b/klagomål/A 3288-2026 FSC-klagomål.docx
@@ -1658,7 +1658,7 @@
     <w:r>
       <w:tab/>
       <w:tab/>
-      <w:t>2026-04-25</w:t>
+      <w:t>2026-04-26</w:t>
       <w:br/>
       <w:br/>
     </w:r>

--- a/klagomål/A 3288-2026 FSC-klagomål.docx
+++ b/klagomål/A 3288-2026 FSC-klagomål.docx
@@ -1658,7 +1658,7 @@
     <w:r>
       <w:tab/>
       <w:tab/>
-      <w:t>2026-05-16</w:t>
+      <w:t>2026-05-17</w:t>
       <w:br/>
       <w:br/>
     </w:r>

--- a/klagomål/A 3288-2026 FSC-klagomål.docx
+++ b/klagomål/A 3288-2026 FSC-klagomål.docx
@@ -1658,7 +1658,7 @@
     <w:r>
       <w:tab/>
       <w:tab/>
-      <w:t>2026-05-17</w:t>
+      <w:t>2026-05-18</w:t>
       <w:br/>
       <w:br/>
     </w:r>

--- a/klagomål/A 3288-2026 FSC-klagomål.docx
+++ b/klagomål/A 3288-2026 FSC-klagomål.docx
@@ -1658,7 +1658,7 @@
     <w:r>
       <w:tab/>
       <w:tab/>
-      <w:t>2026-05-18</w:t>
+      <w:t>2026-05-19</w:t>
       <w:br/>
       <w:br/>
     </w:r>

--- a/klagomål/A 3288-2026 FSC-klagomål.docx
+++ b/klagomål/A 3288-2026 FSC-klagomål.docx
@@ -1658,7 +1658,7 @@
     <w:r>
       <w:tab/>
       <w:tab/>
-      <w:t>2026-05-19</w:t>
+      <w:t>2026-05-20</w:t>
       <w:br/>
       <w:br/>
     </w:r>

--- a/klagomål/A 3288-2026 FSC-klagomål.docx
+++ b/klagomål/A 3288-2026 FSC-klagomål.docx
@@ -1658,7 +1658,7 @@
     <w:r>
       <w:tab/>
       <w:tab/>
-      <w:t>2026-05-20</w:t>
+      <w:t>2026-05-21</w:t>
       <w:br/>
       <w:br/>
     </w:r>

--- a/klagomål/A 3288-2026 FSC-klagomål.docx
+++ b/klagomål/A 3288-2026 FSC-klagomål.docx
@@ -1658,7 +1658,7 @@
     <w:r>
       <w:tab/>
       <w:tab/>
-      <w:t>2026-05-21</w:t>
+      <w:t>2026-05-22</w:t>
       <w:br/>
       <w:br/>
     </w:r>

--- a/klagomål/A 3288-2026 FSC-klagomål.docx
+++ b/klagomål/A 3288-2026 FSC-klagomål.docx
@@ -1658,7 +1658,7 @@
     <w:r>
       <w:tab/>
       <w:tab/>
-      <w:t>2026-05-22</w:t>
+      <w:t>2026-05-23</w:t>
       <w:br/>
       <w:br/>
     </w:r>

--- a/klagomål/A 3288-2026 FSC-klagomål.docx
+++ b/klagomål/A 3288-2026 FSC-klagomål.docx
@@ -1658,7 +1658,7 @@
     <w:r>
       <w:tab/>
       <w:tab/>
-      <w:t>2026-05-23</w:t>
+      <w:t>2026-05-24</w:t>
       <w:br/>
       <w:br/>
     </w:r>

--- a/klagomål/A 3288-2026 FSC-klagomål.docx
+++ b/klagomål/A 3288-2026 FSC-klagomål.docx
@@ -1658,7 +1658,7 @@
     <w:r>
       <w:tab/>
       <w:tab/>
-      <w:t>2026-05-24</w:t>
+      <w:t>2026-05-25</w:t>
       <w:br/>
       <w:br/>
     </w:r>

--- a/klagomål/A 3288-2026 FSC-klagomål.docx
+++ b/klagomål/A 3288-2026 FSC-klagomål.docx
@@ -1658,7 +1658,7 @@
     <w:r>
       <w:tab/>
       <w:tab/>
-      <w:t>2026-05-25</w:t>
+      <w:t>2026-05-26</w:t>
       <w:br/>
       <w:br/>
     </w:r>

--- a/klagomål/A 3288-2026 FSC-klagomål.docx
+++ b/klagomål/A 3288-2026 FSC-klagomål.docx
@@ -1658,7 +1658,7 @@
     <w:r>
       <w:tab/>
       <w:tab/>
-      <w:t>2026-05-26</w:t>
+      <w:t>2026-05-27</w:t>
       <w:br/>
       <w:br/>
     </w:r>

--- a/klagomål/A 3288-2026 FSC-klagomål.docx
+++ b/klagomål/A 3288-2026 FSC-klagomål.docx
@@ -1658,7 +1658,7 @@
     <w:r>
       <w:tab/>
       <w:tab/>
-      <w:t>2026-05-27</w:t>
+      <w:t>2026-05-28</w:t>
       <w:br/>
       <w:br/>
     </w:r>

--- a/klagomål/A 3288-2026 FSC-klagomål.docx
+++ b/klagomål/A 3288-2026 FSC-klagomål.docx
@@ -1658,7 +1658,7 @@
     <w:r>
       <w:tab/>
       <w:tab/>
-      <w:t>2026-05-28</w:t>
+      <w:t>2026-05-29</w:t>
       <w:br/>
       <w:br/>
     </w:r>

--- a/klagomål/A 3288-2026 FSC-klagomål.docx
+++ b/klagomål/A 3288-2026 FSC-klagomål.docx
@@ -1658,7 +1658,7 @@
     <w:r>
       <w:tab/>
       <w:tab/>
-      <w:t>2026-05-29</w:t>
+      <w:t>2026-05-30</w:t>
       <w:br/>
       <w:br/>
     </w:r>

--- a/klagomål/A 3288-2026 FSC-klagomål.docx
+++ b/klagomål/A 3288-2026 FSC-klagomål.docx
@@ -1658,7 +1658,7 @@
     <w:r>
       <w:tab/>
       <w:tab/>
-      <w:t>2026-05-30</w:t>
+      <w:t>2026-05-31</w:t>
       <w:br/>
       <w:br/>
     </w:r>

--- a/klagomål/A 3288-2026 FSC-klagomål.docx
+++ b/klagomål/A 3288-2026 FSC-klagomål.docx
@@ -1658,7 +1658,7 @@
     <w:r>
       <w:tab/>
       <w:tab/>
-      <w:t>2026-05-31</w:t>
+      <w:t>2026-06-01</w:t>
       <w:br/>
       <w:br/>
     </w:r>

--- a/klagomål/A 3288-2026 FSC-klagomål.docx
+++ b/klagomål/A 3288-2026 FSC-klagomål.docx
@@ -1658,7 +1658,7 @@
     <w:r>
       <w:tab/>
       <w:tab/>
-      <w:t>2026-06-01</w:t>
+      <w:t>2026-06-02</w:t>
       <w:br/>
       <w:br/>
     </w:r>

--- a/klagomål/A 3288-2026 FSC-klagomål.docx
+++ b/klagomål/A 3288-2026 FSC-klagomål.docx
@@ -1658,7 +1658,7 @@
     <w:r>
       <w:tab/>
       <w:tab/>
-      <w:t>2026-06-02</w:t>
+      <w:t>2026-06-03</w:t>
       <w:br/>
       <w:br/>
     </w:r>

--- a/klagomål/A 3288-2026 FSC-klagomål.docx
+++ b/klagomål/A 3288-2026 FSC-klagomål.docx
@@ -1658,7 +1658,7 @@
     <w:r>
       <w:tab/>
       <w:tab/>
-      <w:t>2026-06-03</w:t>
+      <w:t>2026-06-04</w:t>
       <w:br/>
       <w:br/>
     </w:r>

--- a/klagomål/A 3288-2026 FSC-klagomål.docx
+++ b/klagomål/A 3288-2026 FSC-klagomål.docx
@@ -1658,7 +1658,7 @@
     <w:r>
       <w:tab/>
       <w:tab/>
-      <w:t>2026-06-04</w:t>
+      <w:t>2026-06-05</w:t>
       <w:br/>
       <w:br/>
     </w:r>

--- a/klagomål/A 3288-2026 FSC-klagomål.docx
+++ b/klagomål/A 3288-2026 FSC-klagomål.docx
@@ -1658,7 +1658,7 @@
     <w:r>
       <w:tab/>
       <w:tab/>
-      <w:t>2026-06-05</w:t>
+      <w:t>2026-06-06</w:t>
       <w:br/>
       <w:br/>
     </w:r>

--- a/klagomål/A 3288-2026 FSC-klagomål.docx
+++ b/klagomål/A 3288-2026 FSC-klagomål.docx
@@ -1658,7 +1658,7 @@
     <w:r>
       <w:tab/>
       <w:tab/>
-      <w:t>2026-06-06</w:t>
+      <w:t>2026-06-07</w:t>
       <w:br/>
       <w:br/>
     </w:r>

--- a/klagomål/A 3288-2026 FSC-klagomål.docx
+++ b/klagomål/A 3288-2026 FSC-klagomål.docx
@@ -1658,7 +1658,7 @@
     <w:r>
       <w:tab/>
       <w:tab/>
-      <w:t>2026-06-07</w:t>
+      <w:t>2026-06-08</w:t>
       <w:br/>
       <w:br/>
     </w:r>

--- a/klagomål/A 3288-2026 FSC-klagomål.docx
+++ b/klagomål/A 3288-2026 FSC-klagomål.docx
@@ -1658,7 +1658,7 @@
     <w:r>
       <w:tab/>
       <w:tab/>
-      <w:t>2026-06-08</w:t>
+      <w:t>2026-06-09</w:t>
       <w:br/>
       <w:br/>
     </w:r>

--- a/klagomål/A 3288-2026 FSC-klagomål.docx
+++ b/klagomål/A 3288-2026 FSC-klagomål.docx
@@ -1658,7 +1658,7 @@
     <w:r>
       <w:tab/>
       <w:tab/>
-      <w:t>2026-06-09</w:t>
+      <w:t>2026-06-10</w:t>
       <w:br/>
       <w:br/>
     </w:r>

--- a/klagomål/A 3288-2026 FSC-klagomål.docx
+++ b/klagomål/A 3288-2026 FSC-klagomål.docx
@@ -1658,7 +1658,7 @@
     <w:r>
       <w:tab/>
       <w:tab/>
-      <w:t>2026-06-10</w:t>
+      <w:t>2026-06-11</w:t>
       <w:br/>
       <w:br/>
     </w:r>

--- a/klagomål/A 3288-2026 FSC-klagomål.docx
+++ b/klagomål/A 3288-2026 FSC-klagomål.docx
@@ -1658,7 +1658,7 @@
     <w:r>
       <w:tab/>
       <w:tab/>
-      <w:t>2026-06-11</w:t>
+      <w:t>2026-06-12</w:t>
       <w:br/>
       <w:br/>
     </w:r>

--- a/klagomål/A 3288-2026 FSC-klagomål.docx
+++ b/klagomål/A 3288-2026 FSC-klagomål.docx
@@ -1658,7 +1658,7 @@
     <w:r>
       <w:tab/>
       <w:tab/>
-      <w:t>2026-06-12</w:t>
+      <w:t>2026-06-13</w:t>
       <w:br/>
       <w:br/>
     </w:r>

--- a/klagomål/A 3288-2026 FSC-klagomål.docx
+++ b/klagomål/A 3288-2026 FSC-klagomål.docx
@@ -1658,7 +1658,7 @@
     <w:r>
       <w:tab/>
       <w:tab/>
-      <w:t>2026-06-13</w:t>
+      <w:t>2026-06-14</w:t>
       <w:br/>
       <w:br/>
     </w:r>

--- a/klagomål/A 3288-2026 FSC-klagomål.docx
+++ b/klagomål/A 3288-2026 FSC-klagomål.docx
@@ -1752,7 +1752,7 @@
     <w:r>
       <w:tab/>
       <w:tab/>
-      <w:t>2026-07-13</w:t>
+      <w:t>2026-07-14</w:t>
       <w:br/>
       <w:br/>
     </w:r>

--- a/klagomål/A 3288-2026 FSC-klagomål.docx
+++ b/klagomål/A 3288-2026 FSC-klagomål.docx
@@ -1752,7 +1752,7 @@
     <w:r>
       <w:tab/>
       <w:tab/>
-      <w:t>2026-07-14</w:t>
+      <w:t>2026-07-15</w:t>
       <w:br/>
       <w:br/>
     </w:r>

--- a/klagomål/A 3288-2026 FSC-klagomål.docx
+++ b/klagomål/A 3288-2026 FSC-klagomål.docx
@@ -1752,7 +1752,7 @@
     <w:r>
       <w:tab/>
       <w:tab/>
-      <w:t>2026-07-15</w:t>
+      <w:t>2026-07-16</w:t>
       <w:br/>
       <w:br/>
     </w:r>

--- a/klagomål/A 3288-2026 FSC-klagomål.docx
+++ b/klagomål/A 3288-2026 FSC-klagomål.docx
@@ -1752,7 +1752,7 @@
     <w:r>
       <w:tab/>
       <w:tab/>
-      <w:t>2026-07-16</w:t>
+      <w:t>2026-07-17</w:t>
       <w:br/>
       <w:br/>
     </w:r>

--- a/klagomål/A 3288-2026 FSC-klagomål.docx
+++ b/klagomål/A 3288-2026 FSC-klagomål.docx
@@ -1752,7 +1752,7 @@
     <w:r>
       <w:tab/>
       <w:tab/>
-      <w:t>2026-07-17</w:t>
+      <w:t>2026-07-18</w:t>
       <w:br/>
       <w:br/>
     </w:r>

--- a/klagomål/A 3288-2026 FSC-klagomål.docx
+++ b/klagomål/A 3288-2026 FSC-klagomål.docx
@@ -1752,7 +1752,7 @@
     <w:r>
       <w:tab/>
       <w:tab/>
-      <w:t>2026-07-18</w:t>
+      <w:t>2026-07-19</w:t>
       <w:br/>
       <w:br/>
     </w:r>

--- a/klagomål/A 3288-2026 FSC-klagomål.docx
+++ b/klagomål/A 3288-2026 FSC-klagomål.docx
@@ -1752,7 +1752,7 @@
     <w:r>
       <w:tab/>
       <w:tab/>
-      <w:t>2026-07-19</w:t>
+      <w:t>2026-07-20</w:t>
       <w:br/>
       <w:br/>
     </w:r>

--- a/klagomål/A 3288-2026 FSC-klagomål.docx
+++ b/klagomål/A 3288-2026 FSC-klagomål.docx
@@ -1752,7 +1752,7 @@
     <w:r>
       <w:tab/>
       <w:tab/>
-      <w:t>2026-07-20</w:t>
+      <w:t>2026-07-21</w:t>
       <w:br/>
       <w:br/>
     </w:r>

--- a/klagomål/A 3288-2026 FSC-klagomål.docx
+++ b/klagomål/A 3288-2026 FSC-klagomål.docx
@@ -1752,7 +1752,7 @@
     <w:r>
       <w:tab/>
       <w:tab/>
-      <w:t>2026-07-21</w:t>
+      <w:t>2026-07-22</w:t>
       <w:br/>
       <w:br/>
     </w:r>

--- a/klagomål/A 3288-2026 FSC-klagomål.docx
+++ b/klagomål/A 3288-2026 FSC-klagomål.docx
@@ -1752,7 +1752,7 @@
     <w:r>
       <w:tab/>
       <w:tab/>
-      <w:t>2026-07-22</w:t>
+      <w:t>2026-07-23</w:t>
       <w:br/>
       <w:br/>
     </w:r>

--- a/klagomål/A 3288-2026 FSC-klagomål.docx
+++ b/klagomål/A 3288-2026 FSC-klagomål.docx
@@ -1752,7 +1752,7 @@
     <w:r>
       <w:tab/>
       <w:tab/>
-      <w:t>2026-07-23</w:t>
+      <w:t>2026-07-24</w:t>
       <w:br/>
       <w:br/>
     </w:r>

--- a/klagomål/A 3288-2026 FSC-klagomål.docx
+++ b/klagomål/A 3288-2026 FSC-klagomål.docx
@@ -1752,7 +1752,7 @@
     <w:r>
       <w:tab/>
       <w:tab/>
-      <w:t>2026-07-24</w:t>
+      <w:t>2026-07-25</w:t>
       <w:br/>
       <w:br/>
     </w:r>

--- a/klagomål/A 3288-2026 FSC-klagomål.docx
+++ b/klagomål/A 3288-2026 FSC-klagomål.docx
@@ -1752,7 +1752,7 @@
     <w:r>
       <w:tab/>
       <w:tab/>
-      <w:t>2026-07-25</w:t>
+      <w:t>2026-07-26</w:t>
       <w:br/>
       <w:br/>
     </w:r>

--- a/klagomål/A 3288-2026 FSC-klagomål.docx
+++ b/klagomål/A 3288-2026 FSC-klagomål.docx
@@ -1752,7 +1752,7 @@
     <w:r>
       <w:tab/>
       <w:tab/>
-      <w:t>2026-07-26</w:t>
+      <w:t>2026-07-27</w:t>
       <w:br/>
       <w:br/>
     </w:r>

--- a/klagomål/A 3288-2026 FSC-klagomål.docx
+++ b/klagomål/A 3288-2026 FSC-klagomål.docx
@@ -1752,7 +1752,7 @@
     <w:r>
       <w:tab/>
       <w:tab/>
-      <w:t>2026-07-27</w:t>
+      <w:t>2026-07-28</w:t>
       <w:br/>
       <w:br/>
     </w:r>

--- a/klagomål/A 3288-2026 FSC-klagomål.docx
+++ b/klagomål/A 3288-2026 FSC-klagomål.docx
@@ -1752,7 +1752,7 @@
     <w:r>
       <w:tab/>
       <w:tab/>
-      <w:t>2026-07-28</w:t>
+      <w:t>2026-07-29</w:t>
       <w:br/>
       <w:br/>
     </w:r>

--- a/klagomål/A 3288-2026 FSC-klagomål.docx
+++ b/klagomål/A 3288-2026 FSC-klagomål.docx
@@ -1752,7 +1752,7 @@
     <w:r>
       <w:tab/>
       <w:tab/>
-      <w:t>2026-07-29</w:t>
+      <w:t>2026-07-30</w:t>
       <w:br/>
       <w:br/>
     </w:r>

--- a/klagomål/A 3288-2026 FSC-klagomål.docx
+++ b/klagomål/A 3288-2026 FSC-klagomål.docx
@@ -1752,7 +1752,7 @@
     <w:r>
       <w:tab/>
       <w:tab/>
-      <w:t>2026-07-30</w:t>
+      <w:t>2026-07-31</w:t>
       <w:br/>
       <w:br/>
     </w:r>
